--- a/Knowledge/1-Information/Education/1-Basics/Forms of Education/2-Informal education.docx
+++ b/Knowledge/1-Information/Education/1-Basics/Forms of Education/2-Informal education.docx
@@ -14,6 +14,7 @@
       <w:pPr>
         <w:pStyle w:val="Heading2"/>
       </w:pPr>
+      <w:bookmarkStart w:id="0" w:name="_Hlk207679088"/>
       <w:r>
         <w:t>Definition</w:t>
       </w:r>
@@ -61,6 +62,7 @@
         <w:t>(GPT-5-Standard) at [9/2/2025]</w:t>
       </w:r>
     </w:p>
+    <w:bookmarkEnd w:id="0"/>
     <w:p>
       <w:pPr>
         <w:rPr>
@@ -462,33 +464,6 @@
           <w:rFonts w:ascii="Roboto Mono" w:hAnsi="Roboto Mono"/>
         </w:rPr>
         <w:t xml:space="preserve"> is completely natural and experience-based.</w:t>
-      </w:r>
-    </w:p>
-    <w:p>
-      <w:pPr>
-        <w:rPr>
-          <w:rFonts w:ascii="Roboto Mono" w:hAnsi="Roboto Mono"/>
-        </w:rPr>
-      </w:pPr>
-      <w:r>
-        <w:rPr>
-          <w:rFonts w:ascii="Roboto Mono" w:hAnsi="Roboto Mono"/>
-        </w:rPr>
-        <w:t xml:space="preserve">Would you like me to also explain </w:t>
-      </w:r>
-      <w:r>
-        <w:rPr>
-          <w:rFonts w:ascii="Roboto Mono" w:hAnsi="Roboto Mono"/>
-          <w:b/>
-          <w:bCs/>
-        </w:rPr>
-        <w:t>non-formal education</w:t>
-      </w:r>
-      <w:r>
-        <w:rPr>
-          <w:rFonts w:ascii="Roboto Mono" w:hAnsi="Roboto Mono"/>
-        </w:rPr>
-        <w:t xml:space="preserve"> now, so you can see the difference between all three?</w:t>
       </w:r>
     </w:p>
     <w:p/>
